--- a/Received/four/4, science.docx
+++ b/Received/four/4, science.docx
@@ -230,27 +230,7 @@
           <w:bCs/>
           <w:sz w:val="20"/>
         </w:rPr>
-        <w:t xml:space="preserve">Ratnanagar-7, </w:t>
-      </w:r>
-      <w:proofErr w:type="spellStart"/>
-      <w:r>
-        <w:rPr>
-          <w:rFonts w:ascii="Times New Roman" w:hAnsi="Times New Roman"/>
-          <w:b/>
-          <w:bCs/>
-          <w:sz w:val="20"/>
-        </w:rPr>
-        <w:t>Sauraha</w:t>
-      </w:r>
-      <w:proofErr w:type="spellEnd"/>
-      <w:r>
-        <w:rPr>
-          <w:rFonts w:ascii="Times New Roman" w:hAnsi="Times New Roman"/>
-          <w:b/>
-          <w:bCs/>
-          <w:sz w:val="20"/>
-        </w:rPr>
-        <w:t>, Chitwan</w:t>
+        <w:t>Ratnanagar-7, Sauraha, Chitwan</w:t>
       </w:r>
     </w:p>
     <w:p>
@@ -318,7 +298,7 @@
           <w:sz w:val="24"/>
           <w:szCs w:val="24"/>
         </w:rPr>
-        <w:t>Class:</w:t>
+        <w:t>Class: Four</w:t>
       </w:r>
       <w:r>
         <w:rPr>
@@ -328,7 +308,7 @@
           <w:sz w:val="24"/>
           <w:szCs w:val="24"/>
         </w:rPr>
-        <w:t xml:space="preserve"> Four</w:t>
+        <w:tab/>
       </w:r>
       <w:r>
         <w:rPr>
@@ -339,6 +319,10 @@
           <w:szCs w:val="24"/>
         </w:rPr>
         <w:tab/>
+        <w:t xml:space="preserve">                </w:t>
+      </w:r>
+      <w:r>
+        <w:t xml:space="preserve">  </w:t>
       </w:r>
       <w:r>
         <w:rPr>
@@ -348,11 +332,7 @@
           <w:sz w:val="24"/>
           <w:szCs w:val="24"/>
         </w:rPr>
-        <w:tab/>
-        <w:t xml:space="preserve">                </w:t>
-      </w:r>
-      <w:r>
-        <w:t xml:space="preserve">  </w:t>
+        <w:t>Time: 2 hrs.</w:t>
       </w:r>
       <w:r>
         <w:rPr>
@@ -362,7 +342,7 @@
           <w:sz w:val="24"/>
           <w:szCs w:val="24"/>
         </w:rPr>
-        <w:t xml:space="preserve">Time: </w:t>
+        <w:tab/>
       </w:r>
       <w:r>
         <w:rPr>
@@ -372,67 +352,8 @@
           <w:sz w:val="24"/>
           <w:szCs w:val="24"/>
         </w:rPr>
-        <w:t>2</w:t>
-      </w:r>
-      <w:r>
-        <w:rPr>
-          <w:rFonts w:ascii="Times New Roman" w:hAnsi="Times New Roman"/>
-          <w:b/>
-          <w:bCs/>
-          <w:sz w:val="24"/>
-          <w:szCs w:val="24"/>
-        </w:rPr>
-        <w:t xml:space="preserve"> hrs.</w:t>
-      </w:r>
-      <w:r>
-        <w:rPr>
-          <w:rFonts w:ascii="Times New Roman" w:hAnsi="Times New Roman"/>
-          <w:b/>
-          <w:bCs/>
-          <w:sz w:val="24"/>
-          <w:szCs w:val="24"/>
-        </w:rPr>
-        <w:tab/>
-      </w:r>
-      <w:r>
-        <w:rPr>
-          <w:rFonts w:ascii="Times New Roman" w:hAnsi="Times New Roman"/>
-          <w:b/>
-          <w:bCs/>
-          <w:sz w:val="24"/>
-          <w:szCs w:val="24"/>
-        </w:rPr>
-        <w:tab/>
-      </w:r>
-      <w:r>
-        <w:rPr>
-          <w:rFonts w:ascii="Times New Roman" w:hAnsi="Times New Roman"/>
-          <w:b/>
-          <w:bCs/>
-          <w:sz w:val="24"/>
-          <w:szCs w:val="24"/>
-        </w:rPr>
-        <w:t xml:space="preserve">           </w:t>
-      </w:r>
-      <w:r>
-        <w:rPr>
-          <w:rFonts w:ascii="Times New Roman" w:hAnsi="Times New Roman"/>
-          <w:b/>
-          <w:bCs/>
-          <w:sz w:val="24"/>
-          <w:szCs w:val="24"/>
-        </w:rPr>
-        <w:t>F.M.:</w:t>
-      </w:r>
-      <w:r>
-        <w:rPr>
-          <w:rFonts w:ascii="Times New Roman" w:hAnsi="Times New Roman"/>
-          <w:b/>
-          <w:bCs/>
-          <w:sz w:val="24"/>
-          <w:szCs w:val="24"/>
-        </w:rPr>
-        <w:t xml:space="preserve"> 50</w:t>
+        <w:tab/>
+        <w:t xml:space="preserve">           F.M.: 50</w:t>
       </w:r>
     </w:p>
     <w:p>
@@ -457,17 +378,7 @@
           <w:sz w:val="24"/>
           <w:szCs w:val="24"/>
         </w:rPr>
-        <w:t>Sub:</w:t>
-      </w:r>
-      <w:r>
-        <w:rPr>
-          <w:rFonts w:ascii="Times New Roman" w:hAnsi="Times New Roman"/>
-          <w:b/>
-          <w:bCs/>
-          <w:sz w:val="24"/>
-          <w:szCs w:val="24"/>
-        </w:rPr>
-        <w:t xml:space="preserve"> Science</w:t>
+        <w:t>Sub: Science</w:t>
       </w:r>
     </w:p>
     <w:p>
@@ -582,112 +493,78 @@
           <w:lang w:bidi="ar-SA"/>
         </w:rPr>
         <w:br/>
-        <w:t>(</w:t>
-      </w:r>
-      <w:proofErr w:type="spellStart"/>
-      <w:r>
-        <w:rPr>
-          <w:rFonts w:ascii="Times New Roman" w:eastAsia="Times New Roman" w:hAnsi="Times New Roman" w:cs="Times New Roman"/>
-          <w:color w:val="0A0A0A"/>
-          <w:sz w:val="24"/>
-          <w:szCs w:val="24"/>
-          <w:lang w:bidi="ar-SA"/>
-        </w:rPr>
-        <w:t>i</w:t>
-      </w:r>
-      <w:proofErr w:type="spellEnd"/>
-      <w:r>
-        <w:rPr>
-          <w:rFonts w:ascii="Times New Roman" w:eastAsia="Times New Roman" w:hAnsi="Times New Roman" w:cs="Times New Roman"/>
-          <w:color w:val="0A0A0A"/>
-          <w:sz w:val="24"/>
-          <w:szCs w:val="24"/>
-          <w:lang w:bidi="ar-SA"/>
-        </w:rPr>
-        <w:t>) Second</w:t>
-      </w:r>
-      <w:r>
-        <w:rPr>
-          <w:rFonts w:ascii="Times New Roman" w:eastAsia="Times New Roman" w:hAnsi="Times New Roman" w:cs="Times New Roman"/>
-          <w:color w:val="0A0A0A"/>
-          <w:sz w:val="24"/>
-          <w:szCs w:val="24"/>
-          <w:lang w:bidi="ar-SA"/>
-        </w:rPr>
-        <w:tab/>
-      </w:r>
-      <w:r>
-        <w:rPr>
-          <w:rFonts w:ascii="Times New Roman" w:eastAsia="Times New Roman" w:hAnsi="Times New Roman" w:cs="Times New Roman"/>
-          <w:color w:val="0A0A0A"/>
-          <w:sz w:val="24"/>
-          <w:szCs w:val="24"/>
-          <w:lang w:bidi="ar-SA"/>
-        </w:rPr>
-        <w:tab/>
-      </w:r>
-      <w:r>
-        <w:rPr>
-          <w:rFonts w:ascii="Times New Roman" w:eastAsia="Times New Roman" w:hAnsi="Times New Roman" w:cs="Times New Roman"/>
-          <w:color w:val="0A0A0A"/>
-          <w:sz w:val="24"/>
-          <w:szCs w:val="24"/>
-          <w:lang w:bidi="ar-SA"/>
-        </w:rPr>
-        <w:tab/>
-      </w:r>
-      <w:r>
-        <w:rPr>
-          <w:rFonts w:ascii="Times New Roman" w:eastAsia="Times New Roman" w:hAnsi="Times New Roman" w:cs="Times New Roman"/>
-          <w:color w:val="0A0A0A"/>
-          <w:sz w:val="24"/>
-          <w:szCs w:val="24"/>
-          <w:lang w:bidi="ar-SA"/>
-        </w:rPr>
-        <w:tab/>
-      </w:r>
-      <w:r>
-        <w:rPr>
-          <w:rFonts w:ascii="Times New Roman" w:eastAsia="Times New Roman" w:hAnsi="Times New Roman" w:cs="Times New Roman"/>
-          <w:color w:val="0A0A0A"/>
-          <w:sz w:val="24"/>
-          <w:szCs w:val="24"/>
-          <w:lang w:bidi="ar-SA"/>
-        </w:rPr>
-        <w:tab/>
-      </w:r>
-      <w:r>
-        <w:rPr>
-          <w:rFonts w:ascii="Times New Roman" w:eastAsia="Times New Roman" w:hAnsi="Times New Roman" w:cs="Times New Roman"/>
-          <w:color w:val="0A0A0A"/>
-          <w:sz w:val="24"/>
-          <w:szCs w:val="24"/>
-          <w:lang w:bidi="ar-SA"/>
-        </w:rPr>
-        <w:tab/>
-      </w:r>
-      <w:r>
-        <w:rPr>
-          <w:rFonts w:ascii="Times New Roman" w:eastAsia="Times New Roman" w:hAnsi="Times New Roman" w:cs="Times New Roman"/>
-          <w:color w:val="0A0A0A"/>
-          <w:sz w:val="24"/>
-          <w:szCs w:val="24"/>
-          <w:lang w:bidi="ar-SA"/>
-        </w:rPr>
-        <w:t xml:space="preserve">(ii) </w:t>
-      </w:r>
-      <w:proofErr w:type="spellStart"/>
-      <w:r>
-        <w:rPr>
-          <w:rFonts w:ascii="Times New Roman" w:eastAsia="Times New Roman" w:hAnsi="Times New Roman" w:cs="Times New Roman"/>
-          <w:color w:val="0A0A0A"/>
-          <w:sz w:val="24"/>
-          <w:szCs w:val="24"/>
-          <w:lang w:bidi="ar-SA"/>
-        </w:rPr>
-        <w:t>Metre</w:t>
-      </w:r>
-      <w:proofErr w:type="spellEnd"/>
+        <w:t>(i) Second</w:t>
+      </w:r>
+      <w:r>
+        <w:rPr>
+          <w:rFonts w:ascii="Times New Roman" w:eastAsia="Times New Roman" w:hAnsi="Times New Roman" w:cs="Times New Roman"/>
+          <w:color w:val="0A0A0A"/>
+          <w:sz w:val="24"/>
+          <w:szCs w:val="24"/>
+          <w:lang w:bidi="ar-SA"/>
+        </w:rPr>
+        <w:tab/>
+      </w:r>
+      <w:r>
+        <w:rPr>
+          <w:rFonts w:ascii="Times New Roman" w:eastAsia="Times New Roman" w:hAnsi="Times New Roman" w:cs="Times New Roman"/>
+          <w:color w:val="0A0A0A"/>
+          <w:sz w:val="24"/>
+          <w:szCs w:val="24"/>
+          <w:lang w:bidi="ar-SA"/>
+        </w:rPr>
+        <w:tab/>
+      </w:r>
+      <w:r>
+        <w:rPr>
+          <w:rFonts w:ascii="Times New Roman" w:eastAsia="Times New Roman" w:hAnsi="Times New Roman" w:cs="Times New Roman"/>
+          <w:color w:val="0A0A0A"/>
+          <w:sz w:val="24"/>
+          <w:szCs w:val="24"/>
+          <w:lang w:bidi="ar-SA"/>
+        </w:rPr>
+        <w:tab/>
+      </w:r>
+      <w:r>
+        <w:rPr>
+          <w:rFonts w:ascii="Times New Roman" w:eastAsia="Times New Roman" w:hAnsi="Times New Roman" w:cs="Times New Roman"/>
+          <w:color w:val="0A0A0A"/>
+          <w:sz w:val="24"/>
+          <w:szCs w:val="24"/>
+          <w:lang w:bidi="ar-SA"/>
+        </w:rPr>
+        <w:tab/>
+      </w:r>
+      <w:r>
+        <w:rPr>
+          <w:rFonts w:ascii="Times New Roman" w:eastAsia="Times New Roman" w:hAnsi="Times New Roman" w:cs="Times New Roman"/>
+          <w:color w:val="0A0A0A"/>
+          <w:sz w:val="24"/>
+          <w:szCs w:val="24"/>
+          <w:lang w:bidi="ar-SA"/>
+        </w:rPr>
+        <w:tab/>
+      </w:r>
+      <w:r>
+        <w:rPr>
+          <w:rFonts w:ascii="Times New Roman" w:eastAsia="Times New Roman" w:hAnsi="Times New Roman" w:cs="Times New Roman"/>
+          <w:color w:val="0A0A0A"/>
+          <w:sz w:val="24"/>
+          <w:szCs w:val="24"/>
+          <w:lang w:bidi="ar-SA"/>
+        </w:rPr>
+        <w:tab/>
+      </w:r>
+      <w:r>
+        <w:rPr>
+          <w:rFonts w:ascii="Times New Roman" w:eastAsia="Times New Roman" w:hAnsi="Times New Roman" w:cs="Times New Roman"/>
+          <w:color w:val="0A0A0A"/>
+          <w:sz w:val="24"/>
+          <w:szCs w:val="24"/>
+          <w:lang w:bidi="ar-SA"/>
+        </w:rPr>
+        <w:t>(ii) Metre</w:t>
+      </w:r>
       <w:r>
         <w:rPr>
           <w:rFonts w:ascii="Times New Roman" w:eastAsia="Times New Roman" w:hAnsi="Times New Roman" w:cs="Times New Roman"/>
@@ -748,29 +625,7 @@
           <w:lang w:bidi="ar-SA"/>
         </w:rPr>
         <w:tab/>
-        <w:t xml:space="preserve">(iv) </w:t>
-      </w:r>
-      <w:proofErr w:type="spellStart"/>
-      <w:r>
-        <w:rPr>
-          <w:rFonts w:ascii="Times New Roman" w:eastAsia="Times New Roman" w:hAnsi="Times New Roman" w:cs="Times New Roman"/>
-          <w:color w:val="0A0A0A"/>
-          <w:sz w:val="24"/>
-          <w:szCs w:val="24"/>
-          <w:lang w:bidi="ar-SA"/>
-        </w:rPr>
-        <w:t>Litre</w:t>
-      </w:r>
-      <w:proofErr w:type="spellEnd"/>
-      <w:r>
-        <w:rPr>
-          <w:rFonts w:ascii="Times New Roman" w:eastAsia="Times New Roman" w:hAnsi="Times New Roman" w:cs="Times New Roman"/>
-          <w:color w:val="0A0A0A"/>
-          <w:sz w:val="24"/>
-          <w:szCs w:val="24"/>
-          <w:lang w:bidi="ar-SA"/>
-        </w:rPr>
-        <w:t>.</w:t>
+        <w:t>(iv) Litre.</w:t>
       </w:r>
     </w:p>
     <w:p>
@@ -824,29 +679,7 @@
           <w:szCs w:val="24"/>
           <w:lang w:bidi="ar-SA"/>
         </w:rPr>
-        <w:t>(</w:t>
-      </w:r>
-      <w:proofErr w:type="spellStart"/>
-      <w:r>
-        <w:rPr>
-          <w:rFonts w:ascii="Times New Roman" w:eastAsia="Times New Roman" w:hAnsi="Times New Roman" w:cs="Times New Roman"/>
-          <w:color w:val="0A0A0A"/>
-          <w:sz w:val="24"/>
-          <w:szCs w:val="24"/>
-          <w:lang w:bidi="ar-SA"/>
-        </w:rPr>
-        <w:t>i</w:t>
-      </w:r>
-      <w:proofErr w:type="spellEnd"/>
-      <w:r>
-        <w:rPr>
-          <w:rFonts w:ascii="Times New Roman" w:eastAsia="Times New Roman" w:hAnsi="Times New Roman" w:cs="Times New Roman"/>
-          <w:color w:val="0A0A0A"/>
-          <w:sz w:val="24"/>
-          <w:szCs w:val="24"/>
-          <w:lang w:bidi="ar-SA"/>
-        </w:rPr>
-        <w:t>) Radio</w:t>
+        <w:t>(i) Radio</w:t>
       </w:r>
       <w:r>
         <w:rPr>
@@ -1031,6 +864,16 @@
           <w:szCs w:val="24"/>
           <w:lang w:bidi="ar-SA"/>
         </w:rPr>
+        <w:t>:</w:t>
+      </w:r>
+      <w:r>
+        <w:rPr>
+          <w:rFonts w:ascii="Times New Roman" w:eastAsia="Times New Roman" w:hAnsi="Times New Roman" w:cs="Times New Roman"/>
+          <w:color w:val="0A0A0A"/>
+          <w:sz w:val="24"/>
+          <w:szCs w:val="24"/>
+          <w:lang w:bidi="ar-SA"/>
+        </w:rPr>
         <w:br/>
       </w:r>
       <w:r>
@@ -1041,29 +884,7 @@
           <w:szCs w:val="24"/>
           <w:lang w:bidi="ar-SA"/>
         </w:rPr>
-        <w:t>(</w:t>
-      </w:r>
-      <w:proofErr w:type="spellStart"/>
-      <w:r>
-        <w:rPr>
-          <w:rFonts w:ascii="Times New Roman" w:eastAsia="Times New Roman" w:hAnsi="Times New Roman" w:cs="Times New Roman"/>
-          <w:color w:val="0A0A0A"/>
-          <w:sz w:val="24"/>
-          <w:szCs w:val="24"/>
-          <w:lang w:bidi="ar-SA"/>
-        </w:rPr>
-        <w:t>i</w:t>
-      </w:r>
-      <w:proofErr w:type="spellEnd"/>
-      <w:r>
-        <w:rPr>
-          <w:rFonts w:ascii="Times New Roman" w:eastAsia="Times New Roman" w:hAnsi="Times New Roman" w:cs="Times New Roman"/>
-          <w:color w:val="0A0A0A"/>
-          <w:sz w:val="24"/>
-          <w:szCs w:val="24"/>
-          <w:lang w:bidi="ar-SA"/>
-        </w:rPr>
-        <w:t>) Digital Versatile Disc</w:t>
+        <w:t>(i) Digital Versatile Disc</w:t>
       </w:r>
       <w:r>
         <w:rPr>
@@ -1208,29 +1029,7 @@
           <w:szCs w:val="24"/>
           <w:lang w:bidi="ar-SA"/>
         </w:rPr>
-        <w:t>(</w:t>
-      </w:r>
-      <w:proofErr w:type="spellStart"/>
-      <w:r>
-        <w:rPr>
-          <w:rFonts w:ascii="Times New Roman" w:eastAsia="Times New Roman" w:hAnsi="Times New Roman" w:cs="Times New Roman"/>
-          <w:color w:val="0A0A0A"/>
-          <w:sz w:val="24"/>
-          <w:szCs w:val="24"/>
-          <w:lang w:bidi="ar-SA"/>
-        </w:rPr>
-        <w:t>i</w:t>
-      </w:r>
-      <w:proofErr w:type="spellEnd"/>
-      <w:r>
-        <w:rPr>
-          <w:rFonts w:ascii="Times New Roman" w:eastAsia="Times New Roman" w:hAnsi="Times New Roman" w:cs="Times New Roman"/>
-          <w:color w:val="0A0A0A"/>
-          <w:sz w:val="24"/>
-          <w:szCs w:val="24"/>
-          <w:lang w:bidi="ar-SA"/>
-        </w:rPr>
-        <w:t>) Argon</w:t>
+        <w:t>(i) Argon</w:t>
       </w:r>
       <w:r>
         <w:rPr>
@@ -1371,29 +1170,7 @@
           <w:lang w:bidi="ar-SA"/>
         </w:rPr>
         <w:tab/>
-        <w:t xml:space="preserve">(iv) </w:t>
-      </w:r>
-      <w:proofErr w:type="spellStart"/>
-      <w:r>
-        <w:rPr>
-          <w:rFonts w:ascii="Times New Roman" w:eastAsia="Times New Roman" w:hAnsi="Times New Roman" w:cs="Times New Roman"/>
-          <w:color w:val="0A0A0A"/>
-          <w:sz w:val="24"/>
-          <w:szCs w:val="24"/>
-          <w:lang w:bidi="ar-SA"/>
-        </w:rPr>
-        <w:t>Carbondioxide</w:t>
-      </w:r>
-      <w:proofErr w:type="spellEnd"/>
-      <w:r>
-        <w:rPr>
-          <w:rFonts w:ascii="Times New Roman" w:eastAsia="Times New Roman" w:hAnsi="Times New Roman" w:cs="Times New Roman"/>
-          <w:color w:val="0A0A0A"/>
-          <w:sz w:val="24"/>
-          <w:szCs w:val="24"/>
-          <w:lang w:bidi="ar-SA"/>
-        </w:rPr>
-        <w:t>.</w:t>
+        <w:t>(iv) Carbondioxide.</w:t>
       </w:r>
     </w:p>
     <w:p>
@@ -1447,29 +1224,7 @@
           <w:szCs w:val="24"/>
           <w:lang w:bidi="ar-SA"/>
         </w:rPr>
-        <w:t>(</w:t>
-      </w:r>
-      <w:proofErr w:type="spellStart"/>
-      <w:r>
-        <w:rPr>
-          <w:rFonts w:ascii="Times New Roman" w:eastAsia="Times New Roman" w:hAnsi="Times New Roman" w:cs="Times New Roman"/>
-          <w:color w:val="0A0A0A"/>
-          <w:sz w:val="24"/>
-          <w:szCs w:val="24"/>
-          <w:lang w:bidi="ar-SA"/>
-        </w:rPr>
-        <w:t>i</w:t>
-      </w:r>
-      <w:proofErr w:type="spellEnd"/>
-      <w:r>
-        <w:rPr>
-          <w:rFonts w:ascii="Times New Roman" w:eastAsia="Times New Roman" w:hAnsi="Times New Roman" w:cs="Times New Roman"/>
-          <w:color w:val="0A0A0A"/>
-          <w:sz w:val="24"/>
-          <w:szCs w:val="24"/>
-          <w:lang w:bidi="ar-SA"/>
-        </w:rPr>
-        <w:t>) Positive</w:t>
+        <w:t>(i) Positive</w:t>
       </w:r>
       <w:r>
         <w:rPr>
@@ -1650,29 +1405,7 @@
           <w:lang w:bidi="ar-SA"/>
         </w:rPr>
         <w:br/>
-        <w:t>(</w:t>
-      </w:r>
-      <w:proofErr w:type="spellStart"/>
-      <w:r>
-        <w:rPr>
-          <w:rFonts w:ascii="Times New Roman" w:eastAsia="Times New Roman" w:hAnsi="Times New Roman" w:cs="Times New Roman"/>
-          <w:color w:val="0A0A0A"/>
-          <w:sz w:val="24"/>
-          <w:szCs w:val="24"/>
-          <w:lang w:bidi="ar-SA"/>
-        </w:rPr>
-        <w:t>i</w:t>
-      </w:r>
-      <w:proofErr w:type="spellEnd"/>
-      <w:r>
-        <w:rPr>
-          <w:rFonts w:ascii="Times New Roman" w:eastAsia="Times New Roman" w:hAnsi="Times New Roman" w:cs="Times New Roman"/>
-          <w:color w:val="0A0A0A"/>
-          <w:sz w:val="24"/>
-          <w:szCs w:val="24"/>
-          <w:lang w:bidi="ar-SA"/>
-        </w:rPr>
-        <w:t>) Leaf</w:t>
+        <w:t>(i) Leaf</w:t>
       </w:r>
       <w:r>
         <w:rPr>
@@ -1941,30 +1674,18 @@
           <w:szCs w:val="24"/>
           <w:lang w:bidi="ar-SA"/>
         </w:rPr>
+        <w:t xml:space="preserve"> ______________.</w:t>
+      </w:r>
+      <w:r>
+        <w:rPr>
+          <w:rFonts w:ascii="Times New Roman" w:eastAsia="Times New Roman" w:hAnsi="Times New Roman" w:cs="Times New Roman"/>
+          <w:color w:val="0A0A0A"/>
+          <w:sz w:val="24"/>
+          <w:szCs w:val="24"/>
+          <w:lang w:bidi="ar-SA"/>
+        </w:rPr>
         <w:br/>
-        <w:t>(</w:t>
-      </w:r>
-      <w:proofErr w:type="spellStart"/>
-      <w:r>
-        <w:rPr>
-          <w:rFonts w:ascii="Times New Roman" w:eastAsia="Times New Roman" w:hAnsi="Times New Roman" w:cs="Times New Roman"/>
-          <w:color w:val="0A0A0A"/>
-          <w:sz w:val="24"/>
-          <w:szCs w:val="24"/>
-          <w:lang w:bidi="ar-SA"/>
-        </w:rPr>
-        <w:t>i</w:t>
-      </w:r>
-      <w:proofErr w:type="spellEnd"/>
-      <w:r>
-        <w:rPr>
-          <w:rFonts w:ascii="Times New Roman" w:eastAsia="Times New Roman" w:hAnsi="Times New Roman" w:cs="Times New Roman"/>
-          <w:color w:val="0A0A0A"/>
-          <w:sz w:val="24"/>
-          <w:szCs w:val="24"/>
-          <w:lang w:bidi="ar-SA"/>
-        </w:rPr>
-        <w:t>) Reproduction</w:t>
+        <w:t>(i) Reproduction</w:t>
       </w:r>
       <w:r>
         <w:rPr>
@@ -2173,29 +1894,7 @@
           <w:szCs w:val="24"/>
           <w:lang w:bidi="ar-SA"/>
         </w:rPr>
-        <w:t>(</w:t>
-      </w:r>
-      <w:proofErr w:type="spellStart"/>
-      <w:r>
-        <w:rPr>
-          <w:rFonts w:ascii="Times New Roman" w:eastAsia="Times New Roman" w:hAnsi="Times New Roman" w:cs="Times New Roman"/>
-          <w:color w:val="0A0A0A"/>
-          <w:sz w:val="24"/>
-          <w:szCs w:val="24"/>
-          <w:lang w:bidi="ar-SA"/>
-        </w:rPr>
-        <w:t>i</w:t>
-      </w:r>
-      <w:proofErr w:type="spellEnd"/>
-      <w:r>
-        <w:rPr>
-          <w:rFonts w:ascii="Times New Roman" w:eastAsia="Times New Roman" w:hAnsi="Times New Roman" w:cs="Times New Roman"/>
-          <w:color w:val="0A0A0A"/>
-          <w:sz w:val="24"/>
-          <w:szCs w:val="24"/>
-          <w:lang w:bidi="ar-SA"/>
-        </w:rPr>
-        <w:t>)</w:t>
+        <w:t>(i)</w:t>
       </w:r>
       <w:r>
         <w:rPr>
@@ -2394,29 +2093,7 @@
           <w:szCs w:val="24"/>
           <w:lang w:bidi="ar-SA"/>
         </w:rPr>
-        <w:t>(</w:t>
-      </w:r>
-      <w:proofErr w:type="spellStart"/>
-      <w:r>
-        <w:rPr>
-          <w:rFonts w:ascii="Times New Roman" w:eastAsia="Times New Roman" w:hAnsi="Times New Roman" w:cs="Times New Roman"/>
-          <w:color w:val="0A0A0A"/>
-          <w:sz w:val="24"/>
-          <w:szCs w:val="24"/>
-          <w:lang w:bidi="ar-SA"/>
-        </w:rPr>
-        <w:t>i</w:t>
-      </w:r>
-      <w:proofErr w:type="spellEnd"/>
-      <w:r>
-        <w:rPr>
-          <w:rFonts w:ascii="Times New Roman" w:eastAsia="Times New Roman" w:hAnsi="Times New Roman" w:cs="Times New Roman"/>
-          <w:color w:val="0A0A0A"/>
-          <w:sz w:val="24"/>
-          <w:szCs w:val="24"/>
-          <w:lang w:bidi="ar-SA"/>
-        </w:rPr>
-        <w:t>) Which energy is used by electric bulb?</w:t>
+        <w:t>(i) Which energy is used by electric bulb?</w:t>
       </w:r>
       <w:r>
         <w:rPr>
@@ -2429,7 +2106,6 @@
         <w:br/>
         <w:t>(</w:t>
       </w:r>
-      <w:proofErr w:type="spellStart"/>
       <w:r>
         <w:rPr>
           <w:rFonts w:ascii="Times New Roman" w:eastAsia="Times New Roman" w:hAnsi="Times New Roman" w:cs="Times New Roman"/>
@@ -2440,7 +2116,6 @@
         </w:rPr>
         <w:t>i</w:t>
       </w:r>
-      <w:proofErr w:type="spellEnd"/>
       <w:r>
         <w:rPr>
           <w:rFonts w:ascii="Times New Roman" w:eastAsia="Times New Roman" w:hAnsi="Times New Roman" w:cs="Times New Roman"/>
@@ -3080,7 +2755,27 @@
           <w:lang w:bidi="ar-SA"/>
         </w:rPr>
         <w:br/>
-        <w:t>(c) Write any one use of combustible liquid.</w:t>
+        <w:t>(c) Write any one</w:t>
+      </w:r>
+      <w:r>
+        <w:rPr>
+          <w:rFonts w:ascii="Times New Roman" w:eastAsia="Times New Roman" w:hAnsi="Times New Roman" w:cs="Times New Roman"/>
+          <w:color w:val="0A0A0A"/>
+          <w:sz w:val="24"/>
+          <w:szCs w:val="24"/>
+          <w:lang w:bidi="ar-SA"/>
+        </w:rPr>
+        <w:t xml:space="preserve"> </w:t>
+      </w:r>
+      <w:r>
+        <w:rPr>
+          <w:rFonts w:ascii="Times New Roman" w:eastAsia="Times New Roman" w:hAnsi="Times New Roman" w:cs="Times New Roman"/>
+          <w:color w:val="0A0A0A"/>
+          <w:sz w:val="24"/>
+          <w:szCs w:val="24"/>
+          <w:lang w:bidi="ar-SA"/>
+        </w:rPr>
+        <w:t>combustible liquid.</w:t>
       </w:r>
       <w:r>
         <w:rPr>
@@ -3336,7 +3031,27 @@
           <w:lang w:bidi="ar-SA"/>
         </w:rPr>
         <w:br/>
-        <w:t>(d) Why dry wood is an insulator, why?</w:t>
+        <w:t xml:space="preserve">(d) </w:t>
+      </w:r>
+      <w:r>
+        <w:rPr>
+          <w:rFonts w:ascii="Times New Roman" w:eastAsia="Times New Roman" w:hAnsi="Times New Roman" w:cs="Times New Roman"/>
+          <w:color w:val="0A0A0A"/>
+          <w:sz w:val="24"/>
+          <w:szCs w:val="24"/>
+          <w:lang w:bidi="ar-SA"/>
+        </w:rPr>
+        <w:t>D</w:t>
+      </w:r>
+      <w:r>
+        <w:rPr>
+          <w:rFonts w:ascii="Times New Roman" w:eastAsia="Times New Roman" w:hAnsi="Times New Roman" w:cs="Times New Roman"/>
+          <w:color w:val="0A0A0A"/>
+          <w:sz w:val="24"/>
+          <w:szCs w:val="24"/>
+          <w:lang w:bidi="ar-SA"/>
+        </w:rPr>
+        <w:t>ry wood is an insulator, why?</w:t>
       </w:r>
       <w:r>
         <w:rPr>
@@ -3380,29 +3095,7 @@
           <w:lang w:bidi="ar-SA"/>
         </w:rPr>
         <w:br/>
-        <w:t>(</w:t>
-      </w:r>
-      <w:proofErr w:type="spellStart"/>
-      <w:r>
-        <w:rPr>
-          <w:rFonts w:ascii="Times New Roman" w:eastAsia="Times New Roman" w:hAnsi="Times New Roman" w:cs="Times New Roman"/>
-          <w:color w:val="0A0A0A"/>
-          <w:sz w:val="24"/>
-          <w:szCs w:val="24"/>
-          <w:lang w:bidi="ar-SA"/>
-        </w:rPr>
-        <w:t>i</w:t>
-      </w:r>
-      <w:proofErr w:type="spellEnd"/>
-      <w:r>
-        <w:rPr>
-          <w:rFonts w:ascii="Times New Roman" w:eastAsia="Times New Roman" w:hAnsi="Times New Roman" w:cs="Times New Roman"/>
-          <w:color w:val="0A0A0A"/>
-          <w:sz w:val="24"/>
-          <w:szCs w:val="24"/>
-          <w:lang w:bidi="ar-SA"/>
-        </w:rPr>
-        <w:t>) Flower</w:t>
+        <w:t>(i) Flower</w:t>
       </w:r>
       <w:r>
         <w:rPr>
@@ -3459,29 +3152,7 @@
           <w:szCs w:val="24"/>
           <w:lang w:bidi="ar-SA"/>
         </w:rPr>
-        <w:t>(</w:t>
-      </w:r>
-      <w:proofErr w:type="spellStart"/>
-      <w:r>
-        <w:rPr>
-          <w:rFonts w:ascii="Times New Roman" w:eastAsia="Times New Roman" w:hAnsi="Times New Roman" w:cs="Times New Roman"/>
-          <w:color w:val="0A0A0A"/>
-          <w:sz w:val="24"/>
-          <w:szCs w:val="24"/>
-          <w:lang w:bidi="ar-SA"/>
-        </w:rPr>
-        <w:t>i</w:t>
-      </w:r>
-      <w:proofErr w:type="spellEnd"/>
-      <w:r>
-        <w:rPr>
-          <w:rFonts w:ascii="Times New Roman" w:eastAsia="Times New Roman" w:hAnsi="Times New Roman" w:cs="Times New Roman"/>
-          <w:color w:val="0A0A0A"/>
-          <w:sz w:val="24"/>
-          <w:szCs w:val="24"/>
-          <w:lang w:bidi="ar-SA"/>
-        </w:rPr>
-        <w:t>) Define:</w:t>
+        <w:t>(i) Define:</w:t>
       </w:r>
       <w:r>
         <w:rPr>
@@ -3511,71 +3182,27 @@
           <w:szCs w:val="24"/>
           <w:lang w:bidi="ar-SA"/>
         </w:rPr>
-        <w:t>(</w:t>
-      </w:r>
-      <w:proofErr w:type="spellStart"/>
-      <w:r>
-        <w:rPr>
-          <w:rFonts w:ascii="Times New Roman" w:eastAsia="Times New Roman" w:hAnsi="Times New Roman" w:cs="Times New Roman"/>
-          <w:color w:val="0A0A0A"/>
-          <w:sz w:val="24"/>
-          <w:szCs w:val="24"/>
-          <w:lang w:bidi="ar-SA"/>
-        </w:rPr>
-        <w:t>i</w:t>
-      </w:r>
-      <w:proofErr w:type="spellEnd"/>
-      <w:r>
-        <w:rPr>
-          <w:rFonts w:ascii="Times New Roman" w:eastAsia="Times New Roman" w:hAnsi="Times New Roman" w:cs="Times New Roman"/>
-          <w:color w:val="0A0A0A"/>
-          <w:sz w:val="24"/>
-          <w:szCs w:val="24"/>
-          <w:lang w:bidi="ar-SA"/>
-        </w:rPr>
-        <w:t>) Breathing</w:t>
-      </w:r>
-      <w:r>
-        <w:rPr>
-          <w:rFonts w:ascii="Times New Roman" w:eastAsia="Times New Roman" w:hAnsi="Times New Roman" w:cs="Times New Roman"/>
-          <w:color w:val="0A0A0A"/>
-          <w:sz w:val="24"/>
-          <w:szCs w:val="24"/>
-          <w:lang w:bidi="ar-SA"/>
-        </w:rPr>
-        <w:t xml:space="preserve">       </w:t>
-      </w:r>
-      <w:proofErr w:type="gramStart"/>
-      <w:r>
-        <w:rPr>
-          <w:rFonts w:ascii="Times New Roman" w:eastAsia="Times New Roman" w:hAnsi="Times New Roman" w:cs="Times New Roman"/>
-          <w:color w:val="0A0A0A"/>
-          <w:sz w:val="24"/>
-          <w:szCs w:val="24"/>
-          <w:lang w:bidi="ar-SA"/>
-        </w:rPr>
-        <w:t xml:space="preserve">   </w:t>
-      </w:r>
-      <w:r>
-        <w:rPr>
-          <w:rFonts w:ascii="Times New Roman" w:eastAsia="Times New Roman" w:hAnsi="Times New Roman" w:cs="Times New Roman"/>
-          <w:color w:val="0A0A0A"/>
-          <w:sz w:val="24"/>
-          <w:szCs w:val="24"/>
-          <w:lang w:bidi="ar-SA"/>
-        </w:rPr>
-        <w:t>(</w:t>
-      </w:r>
-      <w:proofErr w:type="gramEnd"/>
-      <w:r>
-        <w:rPr>
-          <w:rFonts w:ascii="Times New Roman" w:eastAsia="Times New Roman" w:hAnsi="Times New Roman" w:cs="Times New Roman"/>
-          <w:color w:val="0A0A0A"/>
-          <w:sz w:val="24"/>
-          <w:szCs w:val="24"/>
-          <w:lang w:bidi="ar-SA"/>
-        </w:rPr>
-        <w:t>ii) Freezing</w:t>
+        <w:t>(i) Breathing</w:t>
+      </w:r>
+      <w:r>
+        <w:rPr>
+          <w:rFonts w:ascii="Times New Roman" w:eastAsia="Times New Roman" w:hAnsi="Times New Roman" w:cs="Times New Roman"/>
+          <w:color w:val="0A0A0A"/>
+          <w:sz w:val="24"/>
+          <w:szCs w:val="24"/>
+          <w:lang w:bidi="ar-SA"/>
+        </w:rPr>
+        <w:t xml:space="preserve">          </w:t>
+      </w:r>
+      <w:r>
+        <w:rPr>
+          <w:rFonts w:ascii="Times New Roman" w:eastAsia="Times New Roman" w:hAnsi="Times New Roman" w:cs="Times New Roman"/>
+          <w:color w:val="0A0A0A"/>
+          <w:sz w:val="24"/>
+          <w:szCs w:val="24"/>
+          <w:lang w:bidi="ar-SA"/>
+        </w:rPr>
+        <w:t>(ii) Freezing</w:t>
       </w:r>
     </w:p>
     <w:p>

--- a/Received/four/4, science.docx
+++ b/Received/four/4, science.docx
@@ -3020,7 +3020,17 @@
           <w:lang w:bidi="ar-SA"/>
         </w:rPr>
         <w:br/>
-        <w:t>(c) Write any two characteristics of magnet?</w:t>
+        <w:t>(c) Write any two characteristics of magnet</w:t>
+      </w:r>
+      <w:r>
+        <w:rPr>
+          <w:rFonts w:ascii="Times New Roman" w:eastAsia="Times New Roman" w:hAnsi="Times New Roman" w:cs="Times New Roman"/>
+          <w:color w:val="0A0A0A"/>
+          <w:sz w:val="24"/>
+          <w:szCs w:val="24"/>
+          <w:lang w:bidi="ar-SA"/>
+        </w:rPr>
+        <w:t>.</w:t>
       </w:r>
       <w:r>
         <w:rPr>
@@ -3062,7 +3072,17 @@
           <w:lang w:bidi="ar-SA"/>
         </w:rPr>
         <w:br/>
-        <w:t>(e) Write any two forms of energy?</w:t>
+        <w:t>(e) Write any two forms of energy</w:t>
+      </w:r>
+      <w:r>
+        <w:rPr>
+          <w:rFonts w:ascii="Times New Roman" w:eastAsia="Times New Roman" w:hAnsi="Times New Roman" w:cs="Times New Roman"/>
+          <w:color w:val="0A0A0A"/>
+          <w:sz w:val="24"/>
+          <w:szCs w:val="24"/>
+          <w:lang w:bidi="ar-SA"/>
+        </w:rPr>
+        <w:t>.</w:t>
       </w:r>
       <w:r>
         <w:rPr>
@@ -3192,17 +3212,39 @@
           <w:szCs w:val="24"/>
           <w:lang w:bidi="ar-SA"/>
         </w:rPr>
-        <w:t xml:space="preserve">          </w:t>
-      </w:r>
-      <w:r>
-        <w:rPr>
-          <w:rFonts w:ascii="Times New Roman" w:eastAsia="Times New Roman" w:hAnsi="Times New Roman" w:cs="Times New Roman"/>
-          <w:color w:val="0A0A0A"/>
-          <w:sz w:val="24"/>
-          <w:szCs w:val="24"/>
-          <w:lang w:bidi="ar-SA"/>
-        </w:rPr>
-        <w:t>(ii) Freezing</w:t>
+        <w:t xml:space="preserve">       </w:t>
+      </w:r>
+      <w:proofErr w:type="gramStart"/>
+      <w:r>
+        <w:rPr>
+          <w:rFonts w:ascii="Times New Roman" w:eastAsia="Times New Roman" w:hAnsi="Times New Roman" w:cs="Times New Roman"/>
+          <w:color w:val="0A0A0A"/>
+          <w:sz w:val="24"/>
+          <w:szCs w:val="24"/>
+          <w:lang w:bidi="ar-SA"/>
+        </w:rPr>
+        <w:t xml:space="preserve">   </w:t>
+      </w:r>
+      <w:r>
+        <w:rPr>
+          <w:rFonts w:ascii="Times New Roman" w:eastAsia="Times New Roman" w:hAnsi="Times New Roman" w:cs="Times New Roman"/>
+          <w:color w:val="0A0A0A"/>
+          <w:sz w:val="24"/>
+          <w:szCs w:val="24"/>
+          <w:lang w:bidi="ar-SA"/>
+        </w:rPr>
+        <w:t>(</w:t>
+      </w:r>
+      <w:proofErr w:type="gramEnd"/>
+      <w:r>
+        <w:rPr>
+          <w:rFonts w:ascii="Times New Roman" w:eastAsia="Times New Roman" w:hAnsi="Times New Roman" w:cs="Times New Roman"/>
+          <w:color w:val="0A0A0A"/>
+          <w:sz w:val="24"/>
+          <w:szCs w:val="24"/>
+          <w:lang w:bidi="ar-SA"/>
+        </w:rPr>
+        <w:t>ii) Freezing</w:t>
       </w:r>
     </w:p>
     <w:p>
